--- a/process/王丽姿 20221010036剪纸元素在现代照明产品装置设计中的应用探索(3).docx
+++ b/process/王丽姿 20221010036剪纸元素在现代照明产品装置设计中的应用探索(3).docx
@@ -2130,7 +2130,16 @@
           <w:rFonts w:hint="eastAsia"/>
           <w:lang w:val="en-US" w:eastAsia="zh-CN"/>
         </w:rPr>
-        <w:t>该论文主要研究剪纸艺术在现代照明装置的融合运用，且通过研究探索传统文化在现代社会的应用探索路径。分别通过五个步骤来探讨，先去了解剪纸艺术在当代社会下的一个生存背景，然后在研究我国传统剪纸纹样，在对现有的国内外的纸雕灯进行分析，最后通过提取解构去进行路径探索。通过传统非遗剪纸文化与当代技术的结合在现代灯具上赋予产品更多的文化内涵，且可以让更多人去了解传统剪纸文化。本产品通过了解故事选取纹样，再次提取元素，解构融合的方式去将传统剪纸文化剪纸工艺与现代照明装置进行一个融合，使当代照明工具在照明之外可以给用户带来更丰富的文化体验与情感共鸣，让光影成为传递非遗精神的媒介。灯具在点亮瞬间，不仅提供基础照明功能，更以剪纸纹样的镂空韵律、虚实对比与故事性构图，营造出兼具艺术性与叙事性的空间氛围。</w:t>
+        <w:t xml:space="preserve">该论文主要研究剪纸艺术在现代照明装置的融合运用，且通过研究探索传统文化在现代社会的应用探索路径。分别通过五个步骤来探讨，先去了解剪纸艺术在当代社会下的一个生存背景，然后在研究我国传统剪纸纹样， </w:t>
+      </w:r>
+      <w:bookmarkStart w:id="0" w:name="_GoBack"/>
+      <w:bookmarkEnd w:id="0"/>
+      <w:r>
+        <w:rPr>
+          <w:rFonts w:hint="eastAsia"/>
+          <w:lang w:val="en-US" w:eastAsia="zh-CN"/>
+        </w:rPr>
+        <w:t>在对现有的国内外的纸雕灯进行分析，最后通过提取解构去进行路径探索。通过传统非遗剪纸文化与当代技术的结合在现代灯具上赋予产品更多的文化内涵，且可以让更多人去了解传统剪纸文化。本产品通过了解故事选取纹样，再次提取元素，解构融合的方式去将传统剪纸文化剪纸工艺与现代照明装置进行一个融合，使当代照明工具在照明之外可以给用户带来更丰富的文化体验与情感共鸣，让光影成为传递非遗精神的媒介。灯具在点亮瞬间，不仅提供基础照明功能，更以剪纸纹样的镂空韵律、虚实对比与故事性构图，营造出兼具艺术性与叙事性的空间氛围。</w:t>
       </w:r>
     </w:p>
     <w:p>
@@ -4021,16 +4030,7 @@
           <w:rFonts w:hint="eastAsia"/>
           <w:lang w:val="en-US" w:eastAsia="zh-CN"/>
         </w:rPr>
-        <w:t>引</w:t>
-      </w:r>
-      <w:bookmarkStart w:id="0" w:name="_GoBack"/>
-      <w:bookmarkEnd w:id="0"/>
-      <w:r>
-        <w:rPr>
-          <w:rFonts w:hint="eastAsia"/>
-          <w:lang w:val="en-US" w:eastAsia="zh-CN"/>
-        </w:rPr>
-        <w:t>言</w:t>
+        <w:t>引言</w:t>
       </w:r>
     </w:p>
     <w:p>
